--- a/assets/modelos/Advertencia.docx
+++ b/assets/modelos/Advertencia.docx
@@ -458,11 +458,13 @@
       <w:pPr>
         <w:rPr>
           <w:rFonts w:ascii="Cambria" w:hAnsi="Cambria"/>
-        </w:rPr>
-      </w:pPr>
-      <w:r>
-        <w:rPr>
-          <w:rFonts w:ascii="Cambria" w:hAnsi="Cambria"/>
+          <w:lang w:val="pt-BR"/>
+        </w:rPr>
+      </w:pPr>
+      <w:r>
+        <w:rPr>
+          <w:rFonts w:ascii="Cambria" w:hAnsi="Cambria"/>
+          <w:lang w:val="pt-BR"/>
         </w:rPr>
         <w:t>Local, Data ___________________________ , ___________ /___________ /___________</w:t>
       </w:r>
@@ -477,17 +479,8 @@
         <w:rPr>
           <w:lang w:val="pt-BR"/>
         </w:rPr>
-        <w:lastRenderedPageBreak/>
         <w:br w:type="page"/>
       </w:r>
-    </w:p>
-    <w:p>
-      <w:pPr>
-        <w:rPr>
-          <w:rFonts w:ascii="Cambria" w:hAnsi="Cambria"/>
-          <w:lang w:val="pt-BR"/>
-        </w:rPr>
-      </w:pPr>
       <w:r>
         <w:rPr>
           <w:rFonts w:ascii="Cambria" w:hAnsi="Cambria"/>
@@ -496,7 +489,16 @@
           <w:lang w:val="pt-BR"/>
         </w:rPr>
         <w:lastRenderedPageBreak/>
-        <w:t>Art. 482 </w:t>
+        <w:t>Ar</w:t>
+      </w:r>
+      <w:r>
+        <w:rPr>
+          <w:rFonts w:ascii="Cambria" w:hAnsi="Cambria"/>
+          <w:b/>
+          <w:bCs/>
+          <w:lang w:val="pt-BR"/>
+        </w:rPr>
+        <w:t>t. 482 </w:t>
       </w:r>
       <w:r>
         <w:rPr>
@@ -535,56 +537,38 @@
         </w:rPr>
       </w:pPr>
       <w:hyperlink r:id="rId7" w:history="1">
-        <w:proofErr w:type="spellStart"/>
         <w:r>
           <w:rPr>
             <w:rStyle w:val="Hyperlink"/>
             <w:rFonts w:ascii="Cambria" w:hAnsi="Cambria"/>
           </w:rPr>
-          <w:t>Súmula</w:t>
+          <w:t>Súmula n. 316 do STF</w:t>
         </w:r>
-        <w:proofErr w:type="spellEnd"/>
+      </w:hyperlink>
+    </w:p>
+    <w:p>
+      <w:pPr>
+        <w:numPr>
+          <w:ilvl w:val="0"/>
+          <w:numId w:val="3"/>
+        </w:numPr>
+        <w:spacing w:after="160" w:line="278" w:lineRule="auto"/>
+        <w:rPr>
+          <w:rFonts w:ascii="Cambria" w:hAnsi="Cambria"/>
+        </w:rPr>
+      </w:pPr>
+      <w:hyperlink r:id="rId8" w:history="1">
         <w:r>
           <w:rPr>
             <w:rStyle w:val="Hyperlink"/>
             <w:rFonts w:ascii="Cambria" w:hAnsi="Cambria"/>
           </w:rPr>
-          <w:t xml:space="preserve"> n. 316 do STF</w:t>
+          <w:t>Súmula n. 36 do TRT-3</w:t>
         </w:r>
       </w:hyperlink>
     </w:p>
     <w:p>
       <w:pPr>
-        <w:numPr>
-          <w:ilvl w:val="0"/>
-          <w:numId w:val="3"/>
-        </w:numPr>
-        <w:spacing w:after="160" w:line="278" w:lineRule="auto"/>
-        <w:rPr>
-          <w:rFonts w:ascii="Cambria" w:hAnsi="Cambria"/>
-        </w:rPr>
-      </w:pPr>
-      <w:hyperlink r:id="rId8" w:history="1">
-        <w:proofErr w:type="spellStart"/>
-        <w:r>
-          <w:rPr>
-            <w:rStyle w:val="Hyperlink"/>
-            <w:rFonts w:ascii="Cambria" w:hAnsi="Cambria"/>
-          </w:rPr>
-          <w:t>Súmula</w:t>
-        </w:r>
-        <w:proofErr w:type="spellEnd"/>
-        <w:r>
-          <w:rPr>
-            <w:rStyle w:val="Hyperlink"/>
-            <w:rFonts w:ascii="Cambria" w:hAnsi="Cambria"/>
-          </w:rPr>
-          <w:t xml:space="preserve"> n. 36 do TRT-3</w:t>
-        </w:r>
-      </w:hyperlink>
-    </w:p>
-    <w:p>
-      <w:pPr>
         <w:rPr>
           <w:rFonts w:ascii="Cambria" w:hAnsi="Cambria"/>
         </w:rPr>
@@ -601,35 +585,7 @@
         <w:rPr>
           <w:rFonts w:ascii="Cambria" w:hAnsi="Cambria"/>
         </w:rPr>
-        <w:t> </w:t>
-      </w:r>
-      <w:proofErr w:type="spellStart"/>
-      <w:r>
-        <w:rPr>
-          <w:rFonts w:ascii="Cambria" w:hAnsi="Cambria"/>
-        </w:rPr>
-        <w:t>ato</w:t>
-      </w:r>
-      <w:proofErr w:type="spellEnd"/>
-      <w:r>
-        <w:rPr>
-          <w:rFonts w:ascii="Cambria" w:hAnsi="Cambria"/>
-        </w:rPr>
-        <w:t xml:space="preserve"> de </w:t>
-      </w:r>
-      <w:proofErr w:type="spellStart"/>
-      <w:r>
-        <w:rPr>
-          <w:rFonts w:ascii="Cambria" w:hAnsi="Cambria"/>
-        </w:rPr>
-        <w:t>improbidade</w:t>
-      </w:r>
-      <w:proofErr w:type="spellEnd"/>
-      <w:r>
-        <w:rPr>
-          <w:rFonts w:ascii="Cambria" w:hAnsi="Cambria"/>
-        </w:rPr>
-        <w:t>;</w:t>
+        <w:t> ato de improbidade;</w:t>
       </w:r>
     </w:p>
     <w:p>
@@ -653,23 +609,7 @@
           <w:rFonts w:ascii="Cambria" w:hAnsi="Cambria"/>
           <w:lang w:val="pt-BR"/>
         </w:rPr>
-        <w:t xml:space="preserve"> incontinência de conduta ou </w:t>
-      </w:r>
-      <w:proofErr w:type="spellStart"/>
-      <w:r>
-        <w:rPr>
-          <w:rFonts w:ascii="Cambria" w:hAnsi="Cambria"/>
-          <w:lang w:val="pt-BR"/>
-        </w:rPr>
-        <w:t>mau</w:t>
-      </w:r>
-      <w:proofErr w:type="spellEnd"/>
-      <w:r>
-        <w:rPr>
-          <w:rFonts w:ascii="Cambria" w:hAnsi="Cambria"/>
-          <w:lang w:val="pt-BR"/>
-        </w:rPr>
-        <w:t xml:space="preserve"> procedimento;</w:t>
+        <w:t> incontinência de conduta ou mau procedimento;</w:t>
       </w:r>
     </w:p>
     <w:p>
@@ -962,49 +902,7 @@
         <w:rPr>
           <w:rFonts w:ascii="Cambria" w:hAnsi="Cambria"/>
         </w:rPr>
-        <w:t>(</w:t>
-      </w:r>
-      <w:proofErr w:type="spellStart"/>
-      <w:r>
-        <w:rPr>
-          <w:rFonts w:ascii="Cambria" w:hAnsi="Cambria"/>
-        </w:rPr>
-        <w:t>Incluído</w:t>
-      </w:r>
-      <w:proofErr w:type="spellEnd"/>
-      <w:r>
-        <w:rPr>
-          <w:rFonts w:ascii="Cambria" w:hAnsi="Cambria"/>
-        </w:rPr>
-        <w:t xml:space="preserve"> </w:t>
-      </w:r>
-      <w:proofErr w:type="spellStart"/>
-      <w:r>
-        <w:rPr>
-          <w:rFonts w:ascii="Cambria" w:hAnsi="Cambria"/>
-        </w:rPr>
-        <w:t>pelo</w:t>
-      </w:r>
-      <w:proofErr w:type="spellEnd"/>
-      <w:r>
-        <w:rPr>
-          <w:rFonts w:ascii="Cambria" w:hAnsi="Cambria"/>
-        </w:rPr>
-        <w:t xml:space="preserve"> </w:t>
-      </w:r>
-      <w:proofErr w:type="spellStart"/>
-      <w:r>
-        <w:rPr>
-          <w:rFonts w:ascii="Cambria" w:hAnsi="Cambria"/>
-        </w:rPr>
-        <w:t>Decreto</w:t>
-      </w:r>
-      <w:proofErr w:type="spellEnd"/>
-      <w:r>
-        <w:rPr>
-          <w:rFonts w:ascii="Cambria" w:hAnsi="Cambria"/>
-        </w:rPr>
-        <w:t>-lei nº 3, de 27.1.1966)</w:t>
+        <w:t>(Incluído pelo Decreto-lei nº 3, de 27.1.1966)</w:t>
       </w:r>
     </w:p>
     <w:p>
@@ -1891,6 +1789,7 @@
   <w:style w:type="character" w:default="1" w:styleId="Fontepargpadro">
     <w:name w:val="Default Paragraph Font"/>
     <w:uiPriority w:val="1"/>
+    <w:semiHidden/>
     <w:unhideWhenUsed/>
   </w:style>
   <w:style w:type="table" w:default="1" w:styleId="Tabelanormal">
